--- a/reports/心语Echo项目报告_画像价值前景强化版.docx
+++ b/reports/心语Echo项目报告_画像价值前景强化版.docx
@@ -717,6 +717,26 @@
         <w:pStyle w:val="Heading2"/>
       </w:pPr>
       <w:r>
+        <w:t>（四）画像中枢层：多源信号融合与功能调度</w:t>
+      </w:r>
+    </w:p>
+    <w:p>
+      <w:pPr/>
+      <w:r>
+        <w:t>画像中枢层负责把来自评测、树洞、虚拟角色、日记、多模态输入和历史记录的信号统一成结构化画像。每条画像信号都会记录来源、时间、置信度、相关事件和可解释证据，既能被用户回看，也能被模型作为个性化上下文使用。</w:t>
+      </w:r>
+    </w:p>
+    <w:p>
+      <w:pPr/>
+      <w:r>
+        <w:t>在功能调度上，画像中枢会决定系统下一步更适合做什么：如果用户只是短暂低落，系统优先给出陪伴和轻量行动建议；如果连续多天出现睡眠、动力和社交下降，系统会提高追问密度并生成趋势报告；如果出现危机线索，系统会把普通聊天切换为安全回复和现实求助引导。这样功能之间不是平行堆叠，而是由同一个画像状态统一调度。</w:t>
+      </w:r>
+    </w:p>
+    <w:p>
+      <w:pPr>
+        <w:pStyle w:val="Heading2"/>
+      </w:pPr>
+      <w:r>
         <w:t>（五）存储层：本地记录为主，云同步由用户决定</w:t>
       </w:r>
     </w:p>
@@ -1328,6 +1348,9 @@
         <w:t>最后，危机处理会继续保持谨慎。系统可以提醒、陪伴和引导，但不能假装自己具备线下救援能力。未来如果接入学校或机构资源，也必须在明确授权、明确责任和明确处置流程之后再做。</w:t>
       </w:r>
     </w:p>
+    <w:p/>
+    <w:p/>
+    <w:p/>
     <w:p/>
     <w:p/>
     <w:p/>
